--- a/Snnn-Raa/S403-RVg.docx
+++ b/Snnn-Raa/S403-RVg.docx
@@ -26,29 +26,7 @@
           <w:sz w:val="26"/>
           <w:szCs w:val="26"/>
         </w:rPr>
-        <w:t xml:space="preserve">We have yet to find any electronically readable </w:t>
-      </w:r>
-      <w:r>
-        <w:rPr>
-          <w:rFonts w:ascii="Gentium" w:hAnsi="Gentium" w:cs="Gentium"/>
-          <w:i/>
-          <w:iCs/>
-          <w:noProof/>
-          <w:sz w:val="26"/>
-          <w:szCs w:val="26"/>
-        </w:rPr>
-        <w:t>Latin</w:t>
-      </w:r>
-      <w:r>
-        <w:rPr>
-          <w:rFonts w:ascii="Gentium" w:hAnsi="Gentium" w:cs="Gentium"/>
-          <w:i/>
-          <w:iCs/>
-          <w:noProof/>
-          <w:sz w:val="26"/>
-          <w:szCs w:val="26"/>
-        </w:rPr>
-        <w:t xml:space="preserve"> text for this book</w:t>
+        <w:t>There is no known extant Latin manuscript for this book</w:t>
       </w:r>
       <w:r>
         <w:rPr>
@@ -62,7 +40,6 @@
         <w:t>.</w:t>
       </w:r>
     </w:p>
-    <w:p/>
     <w:sectPr>
       <w:type w:val="continuous"/>
       <w:pgSz w:w="16838" w:h="11906" w:orient="landscape" w:code="9"/>
